--- a/lessions/0001_5.docx
+++ b/lessions/0001_5.docx
@@ -5,12 +5,12 @@
     <w:p>
       <w:pPr>
         <w:rPr>
-          <w:rFonts w:ascii="Arial" w:hAnsi="Arial" w:cs="Arial"/>
-        </w:rPr>
-      </w:pPr>
-      <w:r>
-        <w:rPr>
-          <w:rFonts w:ascii="Arial" w:hAnsi="Arial" w:cs="Arial"/>
+          <w:rFonts w:ascii="Times New Roman" w:hAnsi="Times New Roman" w:cs="Times New Roman"/>
+        </w:rPr>
+      </w:pPr>
+      <w:r>
+        <w:rPr>
+          <w:rFonts w:ascii="Times New Roman" w:hAnsi="Times New Roman" w:cs="Times New Roman"/>
         </w:rPr>
         <w:t>Apple (quả táo)</w:t>
       </w:r>
@@ -18,12 +18,12 @@
     <w:p>
       <w:pPr>
         <w:rPr>
-          <w:rFonts w:ascii="Arial" w:hAnsi="Arial" w:cs="Arial"/>
-        </w:rPr>
-      </w:pPr>
-      <w:r>
-        <w:rPr>
-          <w:rFonts w:ascii="Arial" w:hAnsi="Arial" w:cs="Arial"/>
+          <w:rFonts w:ascii="Times New Roman" w:hAnsi="Times New Roman" w:cs="Times New Roman"/>
+        </w:rPr>
+      </w:pPr>
+      <w:r>
+        <w:rPr>
+          <w:rFonts w:ascii="Times New Roman" w:hAnsi="Times New Roman" w:cs="Times New Roman"/>
         </w:rPr>
         <w:t>Book (quyển sách)</w:t>
       </w:r>
@@ -31,12 +31,12 @@
     <w:p>
       <w:pPr>
         <w:rPr>
-          <w:rFonts w:ascii="Arial" w:hAnsi="Arial" w:cs="Arial"/>
-        </w:rPr>
-      </w:pPr>
-      <w:r>
-        <w:rPr>
-          <w:rFonts w:ascii="Arial" w:hAnsi="Arial" w:cs="Arial"/>
+          <w:rFonts w:ascii="Times New Roman" w:hAnsi="Times New Roman" w:cs="Times New Roman"/>
+        </w:rPr>
+      </w:pPr>
+      <w:r>
+        <w:rPr>
+          <w:rFonts w:ascii="Times New Roman" w:hAnsi="Times New Roman" w:cs="Times New Roman"/>
         </w:rPr>
         <w:t>Cat (con mèo)</w:t>
       </w:r>
@@ -44,12 +44,12 @@
     <w:p>
       <w:pPr>
         <w:rPr>
-          <w:rFonts w:ascii="Arial" w:hAnsi="Arial" w:cs="Arial"/>
-        </w:rPr>
-      </w:pPr>
-      <w:r>
-        <w:rPr>
-          <w:rFonts w:ascii="Arial" w:hAnsi="Arial" w:cs="Arial"/>
+          <w:rFonts w:ascii="Times New Roman" w:hAnsi="Times New Roman" w:cs="Times New Roman"/>
+        </w:rPr>
+      </w:pPr>
+      <w:r>
+        <w:rPr>
+          <w:rFonts w:ascii="Times New Roman" w:hAnsi="Times New Roman" w:cs="Times New Roman"/>
         </w:rPr>
         <w:t>Dog (con chó)</w:t>
       </w:r>
@@ -57,12 +57,12 @@
     <w:p>
       <w:pPr>
         <w:rPr>
-          <w:rFonts w:ascii="Arial" w:hAnsi="Arial" w:cs="Arial"/>
-        </w:rPr>
-      </w:pPr>
-      <w:r>
-        <w:rPr>
-          <w:rFonts w:ascii="Arial" w:hAnsi="Arial" w:cs="Arial"/>
+          <w:rFonts w:ascii="Times New Roman" w:hAnsi="Times New Roman" w:cs="Times New Roman"/>
+        </w:rPr>
+      </w:pPr>
+      <w:r>
+        <w:rPr>
+          <w:rFonts w:ascii="Times New Roman" w:hAnsi="Times New Roman" w:cs="Times New Roman"/>
         </w:rPr>
         <w:t>Elephant (con voi)</w:t>
       </w:r>
@@ -70,12 +70,12 @@
     <w:p>
       <w:pPr>
         <w:rPr>
-          <w:rFonts w:ascii="Arial" w:hAnsi="Arial" w:cs="Arial"/>
-        </w:rPr>
-      </w:pPr>
-      <w:r>
-        <w:rPr>
-          <w:rFonts w:ascii="Arial" w:hAnsi="Arial" w:cs="Arial"/>
+          <w:rFonts w:ascii="Times New Roman" w:hAnsi="Times New Roman" w:cs="Times New Roman"/>
+        </w:rPr>
+      </w:pPr>
+      <w:r>
+        <w:rPr>
+          <w:rFonts w:ascii="Times New Roman" w:hAnsi="Times New Roman" w:cs="Times New Roman"/>
         </w:rPr>
         <w:t>Fish (con cá)</w:t>
       </w:r>
@@ -83,12 +83,12 @@
     <w:p>
       <w:pPr>
         <w:rPr>
-          <w:rFonts w:ascii="Arial" w:hAnsi="Arial" w:cs="Arial"/>
-        </w:rPr>
-      </w:pPr>
-      <w:r>
-        <w:rPr>
-          <w:rFonts w:ascii="Arial" w:hAnsi="Arial" w:cs="Arial"/>
+          <w:rFonts w:ascii="Times New Roman" w:hAnsi="Times New Roman" w:cs="Times New Roman"/>
+        </w:rPr>
+      </w:pPr>
+      <w:r>
+        <w:rPr>
+          <w:rFonts w:ascii="Times New Roman" w:hAnsi="Times New Roman" w:cs="Times New Roman"/>
         </w:rPr>
         <w:t>House (ngôi nhà)</w:t>
       </w:r>
@@ -96,12 +96,12 @@
     <w:p>
       <w:pPr>
         <w:rPr>
-          <w:rFonts w:ascii="Arial" w:hAnsi="Arial" w:cs="Arial"/>
-        </w:rPr>
-      </w:pPr>
-      <w:r>
-        <w:rPr>
-          <w:rFonts w:ascii="Arial" w:hAnsi="Arial" w:cs="Arial"/>
+          <w:rFonts w:ascii="Times New Roman" w:hAnsi="Times New Roman" w:cs="Times New Roman"/>
+        </w:rPr>
+      </w:pPr>
+      <w:r>
+        <w:rPr>
+          <w:rFonts w:ascii="Times New Roman" w:hAnsi="Times New Roman" w:cs="Times New Roman"/>
         </w:rPr>
         <w:t>Ice cream (kem)</w:t>
       </w:r>
@@ -109,12 +109,12 @@
     <w:p>
       <w:pPr>
         <w:rPr>
-          <w:rFonts w:ascii="Arial" w:hAnsi="Arial" w:cs="Arial"/>
-        </w:rPr>
-      </w:pPr>
-      <w:r>
-        <w:rPr>
-          <w:rFonts w:ascii="Arial" w:hAnsi="Arial" w:cs="Arial"/>
+          <w:rFonts w:ascii="Times New Roman" w:hAnsi="Times New Roman" w:cs="Times New Roman"/>
+        </w:rPr>
+      </w:pPr>
+      <w:r>
+        <w:rPr>
+          <w:rFonts w:ascii="Times New Roman" w:hAnsi="Times New Roman" w:cs="Times New Roman"/>
         </w:rPr>
         <w:t>Juice (nước ép)</w:t>
       </w:r>
@@ -122,12 +122,12 @@
     <w:p>
       <w:pPr>
         <w:rPr>
-          <w:rFonts w:ascii="Arial" w:hAnsi="Arial" w:cs="Arial"/>
-        </w:rPr>
-      </w:pPr>
-      <w:r>
-        <w:rPr>
-          <w:rFonts w:ascii="Arial" w:hAnsi="Arial" w:cs="Arial"/>
+          <w:rFonts w:ascii="Times New Roman" w:hAnsi="Times New Roman" w:cs="Times New Roman"/>
+        </w:rPr>
+      </w:pPr>
+      <w:r>
+        <w:rPr>
+          <w:rFonts w:ascii="Times New Roman" w:hAnsi="Times New Roman" w:cs="Times New Roman"/>
         </w:rPr>
         <w:t>Kite (diều)</w:t>
       </w:r>
@@ -135,12 +135,12 @@
     <w:p>
       <w:pPr>
         <w:rPr>
-          <w:rFonts w:ascii="Arial" w:hAnsi="Arial" w:cs="Arial"/>
-        </w:rPr>
-      </w:pPr>
-      <w:r>
-        <w:rPr>
-          <w:rFonts w:ascii="Arial" w:hAnsi="Arial" w:cs="Arial"/>
+          <w:rFonts w:ascii="Times New Roman" w:hAnsi="Times New Roman" w:cs="Times New Roman"/>
+        </w:rPr>
+      </w:pPr>
+      <w:r>
+        <w:rPr>
+          <w:rFonts w:ascii="Times New Roman" w:hAnsi="Times New Roman" w:cs="Times New Roman"/>
         </w:rPr>
         <w:t>Lion (sư tử)</w:t>
       </w:r>
@@ -148,12 +148,12 @@
     <w:p>
       <w:pPr>
         <w:rPr>
-          <w:rFonts w:ascii="Arial" w:hAnsi="Arial" w:cs="Arial"/>
-        </w:rPr>
-      </w:pPr>
-      <w:r>
-        <w:rPr>
-          <w:rFonts w:ascii="Arial" w:hAnsi="Arial" w:cs="Arial"/>
+          <w:rFonts w:ascii="Times New Roman" w:hAnsi="Times New Roman" w:cs="Times New Roman"/>
+        </w:rPr>
+      </w:pPr>
+      <w:r>
+        <w:rPr>
+          <w:rFonts w:ascii="Times New Roman" w:hAnsi="Times New Roman" w:cs="Times New Roman"/>
         </w:rPr>
         <w:t>Monkey (con khỉ)</w:t>
       </w:r>
@@ -161,12 +161,12 @@
     <w:p>
       <w:pPr>
         <w:rPr>
-          <w:rFonts w:ascii="Arial" w:hAnsi="Arial" w:cs="Arial"/>
-        </w:rPr>
-      </w:pPr>
-      <w:r>
-        <w:rPr>
-          <w:rFonts w:ascii="Arial" w:hAnsi="Arial" w:cs="Arial"/>
+          <w:rFonts w:ascii="Times New Roman" w:hAnsi="Times New Roman" w:cs="Times New Roman"/>
+        </w:rPr>
+      </w:pPr>
+      <w:r>
+        <w:rPr>
+          <w:rFonts w:ascii="Times New Roman" w:hAnsi="Times New Roman" w:cs="Times New Roman"/>
         </w:rPr>
         <w:t>Notbook (sổ tay)</w:t>
       </w:r>
@@ -174,12 +174,12 @@
     <w:p>
       <w:pPr>
         <w:rPr>
-          <w:rFonts w:ascii="Arial" w:hAnsi="Arial" w:cs="Arial"/>
-        </w:rPr>
-      </w:pPr>
-      <w:r>
-        <w:rPr>
-          <w:rFonts w:ascii="Arial" w:hAnsi="Arial" w:cs="Arial"/>
+          <w:rFonts w:ascii="Times New Roman" w:hAnsi="Times New Roman" w:cs="Times New Roman"/>
+        </w:rPr>
+      </w:pPr>
+      <w:r>
+        <w:rPr>
+          <w:rFonts w:ascii="Times New Roman" w:hAnsi="Times New Roman" w:cs="Times New Roman"/>
         </w:rPr>
         <w:t>Orange (quả cam)</w:t>
       </w:r>
@@ -187,12 +187,12 @@
     <w:p>
       <w:pPr>
         <w:rPr>
-          <w:rFonts w:ascii="Arial" w:hAnsi="Arial" w:cs="Arial"/>
-        </w:rPr>
-      </w:pPr>
-      <w:r>
-        <w:rPr>
-          <w:rFonts w:ascii="Arial" w:hAnsi="Arial" w:cs="Arial"/>
+          <w:rFonts w:ascii="Times New Roman" w:hAnsi="Times New Roman" w:cs="Times New Roman"/>
+        </w:rPr>
+      </w:pPr>
+      <w:r>
+        <w:rPr>
+          <w:rFonts w:ascii="Times New Roman" w:hAnsi="Times New Roman" w:cs="Times New Roman"/>
         </w:rPr>
         <w:t>Pencil (bút chì)</w:t>
       </w:r>
@@ -200,12 +200,12 @@
     <w:p>
       <w:pPr>
         <w:rPr>
-          <w:rFonts w:ascii="Arial" w:hAnsi="Arial" w:cs="Arial"/>
-        </w:rPr>
-      </w:pPr>
-      <w:r>
-        <w:rPr>
-          <w:rFonts w:ascii="Arial" w:hAnsi="Arial" w:cs="Arial"/>
+          <w:rFonts w:ascii="Times New Roman" w:hAnsi="Times New Roman" w:cs="Times New Roman"/>
+        </w:rPr>
+      </w:pPr>
+      <w:r>
+        <w:rPr>
+          <w:rFonts w:ascii="Times New Roman" w:hAnsi="Times New Roman" w:cs="Times New Roman"/>
         </w:rPr>
         <w:t>Queen (nữ hoàng)</w:t>
       </w:r>
@@ -213,12 +213,12 @@
     <w:p>
       <w:pPr>
         <w:rPr>
-          <w:rFonts w:ascii="Arial" w:hAnsi="Arial" w:cs="Arial"/>
-        </w:rPr>
-      </w:pPr>
-      <w:r>
-        <w:rPr>
-          <w:rFonts w:ascii="Arial" w:hAnsi="Arial" w:cs="Arial"/>
+          <w:rFonts w:ascii="Times New Roman" w:hAnsi="Times New Roman" w:cs="Times New Roman"/>
+        </w:rPr>
+      </w:pPr>
+      <w:r>
+        <w:rPr>
+          <w:rFonts w:ascii="Times New Roman" w:hAnsi="Times New Roman" w:cs="Times New Roman"/>
         </w:rPr>
         <w:t>Rabbit (con thỏ)</w:t>
       </w:r>
@@ -226,12 +226,12 @@
     <w:p>
       <w:pPr>
         <w:rPr>
-          <w:rFonts w:ascii="Arial" w:hAnsi="Arial" w:cs="Arial"/>
-        </w:rPr>
-      </w:pPr>
-      <w:r>
-        <w:rPr>
-          <w:rFonts w:ascii="Arial" w:hAnsi="Arial" w:cs="Arial"/>
+          <w:rFonts w:ascii="Times New Roman" w:hAnsi="Times New Roman" w:cs="Times New Roman"/>
+        </w:rPr>
+      </w:pPr>
+      <w:r>
+        <w:rPr>
+          <w:rFonts w:ascii="Times New Roman" w:hAnsi="Times New Roman" w:cs="Times New Roman"/>
         </w:rPr>
         <w:t>Sun (mặt trời)</w:t>
       </w:r>
@@ -239,12 +239,12 @@
     <w:p>
       <w:pPr>
         <w:rPr>
-          <w:rFonts w:ascii="Arial" w:hAnsi="Arial" w:cs="Arial"/>
-        </w:rPr>
-      </w:pPr>
-      <w:r>
-        <w:rPr>
-          <w:rFonts w:ascii="Arial" w:hAnsi="Arial" w:cs="Arial"/>
+          <w:rFonts w:ascii="Times New Roman" w:hAnsi="Times New Roman" w:cs="Times New Roman"/>
+        </w:rPr>
+      </w:pPr>
+      <w:r>
+        <w:rPr>
+          <w:rFonts w:ascii="Times New Roman" w:hAnsi="Times New Roman" w:cs="Times New Roman"/>
         </w:rPr>
         <w:t>Tree (cây)</w:t>
       </w:r>
@@ -252,12 +252,12 @@
     <w:p>
       <w:pPr>
         <w:rPr>
-          <w:rFonts w:ascii="Arial" w:hAnsi="Arial" w:cs="Arial"/>
-        </w:rPr>
-      </w:pPr>
-      <w:r>
-        <w:rPr>
-          <w:rFonts w:ascii="Arial" w:hAnsi="Arial" w:cs="Arial"/>
+          <w:rFonts w:ascii="Times New Roman" w:hAnsi="Times New Roman" w:cs="Times New Roman"/>
+        </w:rPr>
+      </w:pPr>
+      <w:r>
+        <w:rPr>
+          <w:rFonts w:ascii="Times New Roman" w:hAnsi="Times New Roman" w:cs="Times New Roman"/>
         </w:rPr>
         <w:t>Umbrella (ô, dù)</w:t>
       </w:r>
@@ -265,12 +265,12 @@
     <w:p>
       <w:pPr>
         <w:rPr>
-          <w:rFonts w:ascii="Arial" w:hAnsi="Arial" w:cs="Arial"/>
-        </w:rPr>
-      </w:pPr>
-      <w:r>
-        <w:rPr>
-          <w:rFonts w:ascii="Arial" w:hAnsi="Arial" w:cs="Arial"/>
+          <w:rFonts w:ascii="Times New Roman" w:hAnsi="Times New Roman" w:cs="Times New Roman"/>
+        </w:rPr>
+      </w:pPr>
+      <w:r>
+        <w:rPr>
+          <w:rFonts w:ascii="Times New Roman" w:hAnsi="Times New Roman" w:cs="Times New Roman"/>
         </w:rPr>
         <w:t>Ví dụ câu:</w:t>
       </w:r>
@@ -278,12 +278,12 @@
     <w:p>
       <w:pPr>
         <w:rPr>
-          <w:rFonts w:ascii="Arial" w:hAnsi="Arial" w:cs="Arial"/>
-        </w:rPr>
-      </w:pPr>
-      <w:r>
-        <w:rPr>
-          <w:rFonts w:ascii="Arial" w:hAnsi="Arial" w:cs="Arial"/>
+          <w:rFonts w:ascii="Times New Roman" w:hAnsi="Times New Roman" w:cs="Times New Roman"/>
+        </w:rPr>
+      </w:pPr>
+      <w:r>
+        <w:rPr>
+          <w:rFonts w:ascii="Times New Roman" w:hAnsi="Times New Roman" w:cs="Times New Roman"/>
         </w:rPr>
         <w:t>I have an apple. (Tôi có một quả táo.)</w:t>
       </w:r>
@@ -291,12 +291,12 @@
     <w:p>
       <w:pPr>
         <w:rPr>
-          <w:rFonts w:ascii="Arial" w:hAnsi="Arial" w:cs="Arial"/>
-        </w:rPr>
-      </w:pPr>
-      <w:r>
-        <w:rPr>
-          <w:rFonts w:ascii="Arial" w:hAnsi="Arial" w:cs="Arial"/>
+          <w:rFonts w:ascii="Times New Roman" w:hAnsi="Times New Roman" w:cs="Times New Roman"/>
+        </w:rPr>
+      </w:pPr>
+      <w:r>
+        <w:rPr>
+          <w:rFonts w:ascii="Times New Roman" w:hAnsi="Times New Roman" w:cs="Times New Roman"/>
         </w:rPr>
         <w:t>The book is on the table. (quyển sách ở trên bàn.)</w:t>
       </w:r>
@@ -304,12 +304,12 @@
     <w:p>
       <w:pPr>
         <w:rPr>
-          <w:rFonts w:ascii="Arial" w:hAnsi="Arial" w:cs="Arial"/>
-        </w:rPr>
-      </w:pPr>
-      <w:r>
-        <w:rPr>
-          <w:rFonts w:ascii="Arial" w:hAnsi="Arial" w:cs="Arial"/>
+          <w:rFonts w:ascii="Times New Roman" w:hAnsi="Times New Roman" w:cs="Times New Roman"/>
+        </w:rPr>
+      </w:pPr>
+      <w:r>
+        <w:rPr>
+          <w:rFonts w:ascii="Times New Roman" w:hAnsi="Times New Roman" w:cs="Times New Roman"/>
         </w:rPr>
         <w:t>2. Ngữ pháp: thì hiện tại đơn (Present simple tense)</w:t>
       </w:r>
@@ -317,12 +317,12 @@
     <w:p>
       <w:pPr>
         <w:rPr>
-          <w:rFonts w:ascii="Arial" w:hAnsi="Arial" w:cs="Arial"/>
-        </w:rPr>
-      </w:pPr>
-      <w:r>
-        <w:rPr>
-          <w:rFonts w:ascii="Arial" w:hAnsi="Arial" w:cs="Arial"/>
+          <w:rFonts w:ascii="Times New Roman" w:hAnsi="Times New Roman" w:cs="Times New Roman"/>
+        </w:rPr>
+      </w:pPr>
+      <w:r>
+        <w:rPr>
+          <w:rFonts w:ascii="Times New Roman" w:hAnsi="Times New Roman" w:cs="Times New Roman"/>
         </w:rPr>
         <w:t>Khẳng định:</w:t>
       </w:r>
@@ -330,12 +330,12 @@
     <w:p>
       <w:pPr>
         <w:rPr>
-          <w:rFonts w:ascii="Arial" w:hAnsi="Arial" w:cs="Arial"/>
-        </w:rPr>
-      </w:pPr>
-      <w:r>
-        <w:rPr>
-          <w:rFonts w:ascii="Arial" w:hAnsi="Arial" w:cs="Arial"/>
+          <w:rFonts w:ascii="Times New Roman" w:hAnsi="Times New Roman" w:cs="Times New Roman"/>
+        </w:rPr>
+      </w:pPr>
+      <w:r>
+        <w:rPr>
+          <w:rFonts w:ascii="Times New Roman" w:hAnsi="Times New Roman" w:cs="Times New Roman"/>
         </w:rPr>
         <w:t>Cấu trúc: Chủ ngữ + Động từ chính (thêm “s” hoặc “es” nếu chủ ngữ là ngôi thứ ba số ít)</w:t>
       </w:r>
@@ -343,84 +343,149 @@
     <w:p>
       <w:pPr>
         <w:rPr>
-          <w:rFonts w:ascii="Arial" w:hAnsi="Arial" w:cs="Arial"/>
-        </w:rPr>
-      </w:pPr>
-      <w:r>
-        <w:rPr>
-          <w:rFonts w:ascii="Arial" w:hAnsi="Arial" w:cs="Arial"/>
+          <w:rFonts w:ascii="Times New Roman" w:hAnsi="Times New Roman" w:cs="Times New Roman"/>
+        </w:rPr>
+      </w:pPr>
+      <w:r>
+        <w:rPr>
+          <w:rFonts w:ascii="Times New Roman" w:hAnsi="Times New Roman" w:cs="Times New Roman"/>
+        </w:rPr>
+        <w:t>Ví dụ:</w:t>
+      </w:r>
+    </w:p>
+    <w:p>
+      <w:pPr>
+        <w:rPr>
+          <w:rFonts w:ascii="Times New Roman" w:hAnsi="Times New Roman" w:cs="Times New Roman"/>
+        </w:rPr>
+      </w:pPr>
+      <w:r>
+        <w:rPr>
+          <w:rFonts w:ascii="Times New Roman" w:hAnsi="Times New Roman" w:cs="Times New Roman"/>
         </w:rPr>
         <w:lastRenderedPageBreak/>
+        <w:t>I play soccer. ( Tôi chơi bóng đá.)</w:t>
+      </w:r>
+    </w:p>
+    <w:p>
+      <w:pPr>
+        <w:rPr>
+          <w:rFonts w:ascii="Times New Roman" w:hAnsi="Times New Roman" w:cs="Times New Roman"/>
+        </w:rPr>
+      </w:pPr>
+      <w:r>
+        <w:rPr>
+          <w:rFonts w:ascii="Times New Roman" w:hAnsi="Times New Roman" w:cs="Times New Roman"/>
+        </w:rPr>
+        <w:t>She plays soccer. (Cô ấy chơi bóng đá.)</w:t>
+      </w:r>
+    </w:p>
+    <w:p>
+      <w:pPr>
+        <w:rPr>
+          <w:rFonts w:ascii="Times New Roman" w:hAnsi="Times New Roman" w:cs="Times New Roman"/>
+        </w:rPr>
+      </w:pPr>
+      <w:r>
+        <w:rPr>
+          <w:rFonts w:ascii="Times New Roman" w:hAnsi="Times New Roman" w:cs="Times New Roman"/>
+        </w:rPr>
+        <w:t>Phủ định:</w:t>
+      </w:r>
+    </w:p>
+    <w:p>
+      <w:pPr>
+        <w:rPr>
+          <w:rFonts w:ascii="Times New Roman" w:hAnsi="Times New Roman" w:cs="Times New Roman"/>
+        </w:rPr>
+      </w:pPr>
+      <w:r>
+        <w:rPr>
+          <w:rFonts w:ascii="Times New Roman" w:hAnsi="Times New Roman" w:cs="Times New Roman"/>
+        </w:rPr>
+        <w:t xml:space="preserve">Cấu trúc: </w:t>
+      </w:r>
+      <w:r>
+        <w:rPr>
+          <w:rFonts w:ascii="Times New Roman" w:hAnsi="Times New Roman" w:cs="Times New Roman"/>
+        </w:rPr>
+        <w:t>Chủ ngữ + do/does + not + Động từ chính?</w:t>
+      </w:r>
+    </w:p>
+    <w:p>
+      <w:pPr>
+        <w:rPr>
+          <w:rFonts w:ascii="Times New Roman" w:hAnsi="Times New Roman" w:cs="Times New Roman"/>
+        </w:rPr>
+      </w:pPr>
+      <w:r>
+        <w:rPr>
+          <w:rFonts w:ascii="Times New Roman" w:hAnsi="Times New Roman" w:cs="Times New Roman"/>
+        </w:rPr>
         <w:t>Ví dụ:</w:t>
       </w:r>
     </w:p>
     <w:p>
       <w:pPr>
         <w:rPr>
-          <w:rFonts w:ascii="Arial" w:hAnsi="Arial" w:cs="Arial"/>
-        </w:rPr>
-      </w:pPr>
-      <w:r>
-        <w:rPr>
-          <w:rFonts w:ascii="Arial" w:hAnsi="Arial" w:cs="Arial"/>
-        </w:rPr>
-        <w:t>I play soccer. ( Tôi chơi bóng đá.)</w:t>
-      </w:r>
-    </w:p>
-    <w:p>
-      <w:pPr>
-        <w:rPr>
-          <w:rFonts w:ascii="Arial" w:hAnsi="Arial" w:cs="Arial"/>
-        </w:rPr>
-      </w:pPr>
-      <w:r>
-        <w:rPr>
-          <w:rFonts w:ascii="Arial" w:hAnsi="Arial" w:cs="Arial"/>
-        </w:rPr>
-        <w:t>She plays soccer. (Cô ấy chơi bóng đá.)</w:t>
-      </w:r>
-    </w:p>
-    <w:p>
-      <w:pPr>
-        <w:rPr>
-          <w:rFonts w:ascii="Arial" w:hAnsi="Arial" w:cs="Arial"/>
-        </w:rPr>
-      </w:pPr>
-      <w:r>
-        <w:rPr>
-          <w:rFonts w:ascii="Arial" w:hAnsi="Arial" w:cs="Arial"/>
-        </w:rPr>
-        <w:t>Phủ định:</w:t>
-      </w:r>
-    </w:p>
-    <w:p>
-      <w:pPr>
-        <w:rPr>
-          <w:rFonts w:ascii="Arial" w:hAnsi="Arial" w:cs="Arial"/>
-        </w:rPr>
-      </w:pPr>
-      <w:r>
-        <w:rPr>
-          <w:rFonts w:ascii="Arial" w:hAnsi="Arial" w:cs="Arial"/>
-        </w:rPr>
-        <w:t xml:space="preserve">Cấu trúc: </w:t>
-      </w:r>
-      <w:r>
-        <w:rPr>
-          <w:rFonts w:ascii="Arial" w:hAnsi="Arial" w:cs="Arial"/>
-        </w:rPr>
-        <w:t>Chủ ngữ + do/does + not + Động từ chính?</w:t>
-      </w:r>
-    </w:p>
-    <w:p>
-      <w:pPr>
-        <w:rPr>
-          <w:rFonts w:ascii="Arial" w:hAnsi="Arial" w:cs="Arial"/>
-        </w:rPr>
-      </w:pPr>
-      <w:r>
-        <w:rPr>
-          <w:rFonts w:ascii="Arial" w:hAnsi="Arial" w:cs="Arial"/>
+          <w:rFonts w:ascii="Times New Roman" w:hAnsi="Times New Roman" w:cs="Times New Roman"/>
+        </w:rPr>
+      </w:pPr>
+      <w:r>
+        <w:rPr>
+          <w:rFonts w:ascii="Times New Roman" w:hAnsi="Times New Roman" w:cs="Times New Roman"/>
+        </w:rPr>
+        <w:t>I do not (don’t) play soccer. (Tôi không chơi bóng đá.)</w:t>
+      </w:r>
+    </w:p>
+    <w:p>
+      <w:pPr>
+        <w:rPr>
+          <w:rFonts w:ascii="Times New Roman" w:hAnsi="Times New Roman" w:cs="Times New Roman"/>
+        </w:rPr>
+      </w:pPr>
+      <w:r>
+        <w:rPr>
+          <w:rFonts w:ascii="Times New Roman" w:hAnsi="Times New Roman" w:cs="Times New Roman"/>
+        </w:rPr>
+        <w:t>She does not (doesn‘t) play soccer. (Cô ấy không chơi bóng đá.)</w:t>
+      </w:r>
+    </w:p>
+    <w:p>
+      <w:pPr>
+        <w:rPr>
+          <w:rFonts w:ascii="Times New Roman" w:hAnsi="Times New Roman" w:cs="Times New Roman"/>
+        </w:rPr>
+      </w:pPr>
+      <w:r>
+        <w:rPr>
+          <w:rFonts w:ascii="Times New Roman" w:hAnsi="Times New Roman" w:cs="Times New Roman"/>
+        </w:rPr>
+        <w:t>Câu hỏi:</w:t>
+      </w:r>
+    </w:p>
+    <w:p>
+      <w:pPr>
+        <w:rPr>
+          <w:rFonts w:ascii="Times New Roman" w:hAnsi="Times New Roman" w:cs="Times New Roman"/>
+        </w:rPr>
+      </w:pPr>
+      <w:r>
+        <w:rPr>
+          <w:rFonts w:ascii="Times New Roman" w:hAnsi="Times New Roman" w:cs="Times New Roman"/>
+        </w:rPr>
+        <w:t>Cấu trúc: Do/Does + Chủ ngữ + Động từ chính?</w:t>
+      </w:r>
+    </w:p>
+    <w:p>
+      <w:pPr>
+        <w:rPr>
+          <w:rFonts w:ascii="Times New Roman" w:hAnsi="Times New Roman" w:cs="Times New Roman"/>
+        </w:rPr>
+      </w:pPr>
+      <w:r>
+        <w:rPr>
+          <w:rFonts w:ascii="Times New Roman" w:hAnsi="Times New Roman" w:cs="Times New Roman"/>
         </w:rPr>
         <w:t>Ví dụ:</w:t>
       </w:r>
@@ -428,77 +493,12 @@
     <w:p>
       <w:pPr>
         <w:rPr>
-          <w:rFonts w:ascii="Arial" w:hAnsi="Arial" w:cs="Arial"/>
-        </w:rPr>
-      </w:pPr>
-      <w:r>
-        <w:rPr>
-          <w:rFonts w:ascii="Arial" w:hAnsi="Arial" w:cs="Arial"/>
-        </w:rPr>
-        <w:t>I do not (don’t) play soccer. (Tôi không chơi bóng đá.)</w:t>
-      </w:r>
-    </w:p>
-    <w:p>
-      <w:pPr>
-        <w:rPr>
-          <w:rFonts w:ascii="Arial" w:hAnsi="Arial" w:cs="Arial"/>
-        </w:rPr>
-      </w:pPr>
-      <w:r>
-        <w:rPr>
-          <w:rFonts w:ascii="Arial" w:hAnsi="Arial" w:cs="Arial"/>
-        </w:rPr>
-        <w:t>She does not (doesn‘t) play soccer. (Cô ấy không chơi bóng đá.)</w:t>
-      </w:r>
-    </w:p>
-    <w:p>
-      <w:pPr>
-        <w:rPr>
-          <w:rFonts w:ascii="Arial" w:hAnsi="Arial" w:cs="Arial"/>
-        </w:rPr>
-      </w:pPr>
-      <w:r>
-        <w:rPr>
-          <w:rFonts w:ascii="Arial" w:hAnsi="Arial" w:cs="Arial"/>
-        </w:rPr>
-        <w:t>Câu hỏi:</w:t>
-      </w:r>
-    </w:p>
-    <w:p>
-      <w:pPr>
-        <w:rPr>
-          <w:rFonts w:ascii="Arial" w:hAnsi="Arial" w:cs="Arial"/>
-        </w:rPr>
-      </w:pPr>
-      <w:r>
-        <w:rPr>
-          <w:rFonts w:ascii="Arial" w:hAnsi="Arial" w:cs="Arial"/>
-        </w:rPr>
-        <w:t>Cấu trúc: Do/Does + Chủ ngữ + Động từ chính?</w:t>
-      </w:r>
-    </w:p>
-    <w:p>
-      <w:pPr>
-        <w:rPr>
-          <w:rFonts w:ascii="Arial" w:hAnsi="Arial" w:cs="Arial"/>
-        </w:rPr>
-      </w:pPr>
-      <w:r>
-        <w:rPr>
-          <w:rFonts w:ascii="Arial" w:hAnsi="Arial" w:cs="Arial"/>
-        </w:rPr>
-        <w:t>Ví dụ:</w:t>
-      </w:r>
-    </w:p>
-    <w:p>
-      <w:pPr>
-        <w:rPr>
-          <w:rFonts w:ascii="Arial" w:hAnsi="Arial" w:cs="Arial"/>
-        </w:rPr>
-      </w:pPr>
-      <w:r>
-        <w:rPr>
-          <w:rFonts w:ascii="Arial" w:hAnsi="Arial" w:cs="Arial"/>
+          <w:rFonts w:ascii="Times New Roman" w:hAnsi="Times New Roman" w:cs="Times New Roman"/>
+        </w:rPr>
+      </w:pPr>
+      <w:r>
+        <w:rPr>
+          <w:rFonts w:ascii="Times New Roman" w:hAnsi="Times New Roman" w:cs="Times New Roman"/>
         </w:rPr>
         <w:t>Do you play soccer? (Bạn có chơi bóng đá không?)</w:t>
       </w:r>
@@ -511,12 +511,12 @@
           <w:numId w:val="1"/>
         </w:numPr>
         <w:rPr>
-          <w:rFonts w:ascii="Arial" w:hAnsi="Arial" w:cs="Arial"/>
-        </w:rPr>
-      </w:pPr>
-      <w:r>
-        <w:rPr>
-          <w:rFonts w:ascii="Arial" w:hAnsi="Arial" w:cs="Arial"/>
+          <w:rFonts w:ascii="Times New Roman" w:hAnsi="Times New Roman" w:cs="Times New Roman"/>
+        </w:rPr>
+      </w:pPr>
+      <w:r>
+        <w:rPr>
+          <w:rFonts w:ascii="Times New Roman" w:hAnsi="Times New Roman" w:cs="Times New Roman"/>
         </w:rPr>
         <w:t>Yes, i play soccer.</w:t>
       </w:r>
@@ -524,12 +524,12 @@
     <w:p>
       <w:pPr>
         <w:rPr>
-          <w:rFonts w:ascii="Arial" w:hAnsi="Arial" w:cs="Arial"/>
-        </w:rPr>
-      </w:pPr>
-      <w:r>
-        <w:rPr>
-          <w:rFonts w:ascii="Arial" w:hAnsi="Arial" w:cs="Arial"/>
+          <w:rFonts w:ascii="Times New Roman" w:hAnsi="Times New Roman" w:cs="Times New Roman"/>
+        </w:rPr>
+      </w:pPr>
+      <w:r>
+        <w:rPr>
+          <w:rFonts w:ascii="Times New Roman" w:hAnsi="Times New Roman" w:cs="Times New Roman"/>
         </w:rPr>
         <w:t>Does she play soccer? (Cô ấy có chơi bóng đá không?)</w:t>
       </w:r>
@@ -537,12 +537,12 @@
     <w:p>
       <w:pPr>
         <w:rPr>
-          <w:rFonts w:ascii="Arial" w:hAnsi="Arial" w:cs="Arial"/>
-        </w:rPr>
-      </w:pPr>
-      <w:r>
-        <w:rPr>
-          <w:rFonts w:ascii="Arial" w:hAnsi="Arial" w:cs="Arial"/>
+          <w:rFonts w:ascii="Times New Roman" w:hAnsi="Times New Roman" w:cs="Times New Roman"/>
+        </w:rPr>
+      </w:pPr>
+      <w:r>
+        <w:rPr>
+          <w:rFonts w:ascii="Times New Roman" w:hAnsi="Times New Roman" w:cs="Times New Roman"/>
         </w:rPr>
         <w:t>Bài tập:</w:t>
       </w:r>
@@ -563,12 +563,12 @@
     <w:p>
       <w:pPr>
         <w:rPr>
-          <w:rFonts w:ascii="Arial" w:hAnsi="Arial" w:cs="Arial"/>
-        </w:rPr>
-      </w:pPr>
-      <w:r>
-        <w:rPr>
-          <w:rFonts w:ascii="Arial" w:hAnsi="Arial" w:cs="Arial"/>
+          <w:rFonts w:ascii="Times New Roman" w:hAnsi="Times New Roman" w:cs="Times New Roman"/>
+        </w:rPr>
+      </w:pPr>
+      <w:r>
+        <w:rPr>
+          <w:rFonts w:ascii="Times New Roman" w:hAnsi="Times New Roman" w:cs="Times New Roman"/>
         </w:rPr>
         <w:tab/>
         <w:t>Ví dụ: I have a book. (Tôi có một quyển sách.)</w:t>
@@ -590,12 +590,12 @@
     <w:p>
       <w:pPr>
         <w:rPr>
-          <w:rFonts w:ascii="Arial" w:hAnsi="Arial" w:cs="Arial"/>
-        </w:rPr>
-      </w:pPr>
-      <w:r>
-        <w:rPr>
-          <w:rFonts w:ascii="Arial" w:hAnsi="Arial" w:cs="Arial"/>
+          <w:rFonts w:ascii="Times New Roman" w:hAnsi="Times New Roman" w:cs="Times New Roman"/>
+        </w:rPr>
+      </w:pPr>
+      <w:r>
+        <w:rPr>
+          <w:rFonts w:ascii="Times New Roman" w:hAnsi="Times New Roman" w:cs="Times New Roman"/>
         </w:rPr>
         <w:tab/>
         <w:t>Ví dụ: I do not have a book. (Tôi không có quyển sách.)</w:t>
@@ -617,29 +617,53 @@
     <w:p>
       <w:pPr>
         <w:rPr>
-          <w:rFonts w:ascii="Arial" w:hAnsi="Arial" w:cs="Arial"/>
-        </w:rPr>
-      </w:pPr>
-      <w:r>
-        <w:rPr>
-          <w:rFonts w:ascii="Arial" w:hAnsi="Arial" w:cs="Arial"/>
+          <w:rFonts w:ascii="Times New Roman" w:hAnsi="Times New Roman" w:cs="Times New Roman"/>
+        </w:rPr>
+      </w:pPr>
+      <w:r>
+        <w:rPr>
+          <w:rFonts w:ascii="Times New Roman" w:hAnsi="Times New Roman" w:cs="Times New Roman"/>
         </w:rPr>
         <w:tab/>
-        <w:t>Ví dụ: Do you have a book? (Bạn có quyến sách?)</w:t>
-      </w:r>
-    </w:p>
-    <w:p>
-      <w:pPr>
-        <w:rPr>
-          <w:rFonts w:ascii="Arial" w:hAnsi="Arial" w:cs="Arial"/>
-        </w:rPr>
-      </w:pPr>
-      <w:r>
-        <w:rPr>
-          <w:rFonts w:ascii="Arial" w:hAnsi="Arial" w:cs="Arial"/>
+        <w:t>Ví dụ: Do you have a book? (Bạn có quyến sách</w:t>
+      </w:r>
+      <w:r>
+        <w:rPr>
+          <w:rFonts w:ascii="Times New Roman" w:hAnsi="Times New Roman" w:cs="Times New Roman"/>
+        </w:rPr>
+        <w:t xml:space="preserve"> không</w:t>
+      </w:r>
+      <w:r>
+        <w:rPr>
+          <w:rFonts w:ascii="Times New Roman" w:hAnsi="Times New Roman" w:cs="Times New Roman"/>
+        </w:rPr>
+        <w:t>?)</w:t>
+      </w:r>
+    </w:p>
+    <w:p>
+      <w:pPr>
+        <w:rPr>
+          <w:rFonts w:ascii="Times New Roman" w:hAnsi="Times New Roman" w:cs="Times New Roman"/>
+        </w:rPr>
+      </w:pPr>
+      <w:r>
+        <w:rPr>
+          <w:rFonts w:ascii="Times New Roman" w:hAnsi="Times New Roman" w:cs="Times New Roman"/>
         </w:rPr>
         <w:tab/>
-        <w:t>Ví dụ: Does she have a book? (Cô ấy quyển sách không?)</w:t>
+        <w:t>Ví dụ: Does she have a book? (Cô ấy</w:t>
+      </w:r>
+      <w:r>
+        <w:rPr>
+          <w:rFonts w:ascii="Times New Roman" w:hAnsi="Times New Roman" w:cs="Times New Roman"/>
+        </w:rPr>
+        <w:t xml:space="preserve"> có</w:t>
+      </w:r>
+      <w:r>
+        <w:rPr>
+          <w:rFonts w:ascii="Times New Roman" w:hAnsi="Times New Roman" w:cs="Times New Roman"/>
+        </w:rPr>
+        <w:t xml:space="preserve"> quyển sách không?)</w:t>
       </w:r>
     </w:p>
     <w:sectPr>
